--- a/final_documents/Unternehmenssteckbrief MechTech.docx
+++ b/final_documents/Unternehmenssteckbrief MechTech.docx
@@ -1111,6 +1111,50 @@
     </w:p>
     <w:p>
       <w:pPr>
+        <w:pStyle w:val="Listenabsatz"/>
+        <w:numPr>
+          <w:ilvl w:val="0"/>
+          <w:numId w:val="9"/>
+        </w:numPr>
+        <w:rPr>
+          <w:rFonts w:asciiTheme="majorHAnsi" w:hAnsiTheme="majorHAnsi" w:cstheme="majorHAnsi"/>
+          <w:sz w:val="20"/>
+          <w:szCs w:val="20"/>
+        </w:rPr>
+      </w:pPr>
+      <w:r>
+        <w:rPr>
+          <w:rFonts w:asciiTheme="majorHAnsi" w:hAnsiTheme="majorHAnsi" w:cstheme="majorHAnsi"/>
+          <w:sz w:val="20"/>
+          <w:szCs w:val="20"/>
+        </w:rPr>
+        <w:t xml:space="preserve">Cloud-Nutzung ist auf Vertriebsprozesse (Salesforce) und die monatliche Backup-Sicherung beschränkt, keine weiteren Fachanwendungen in der Cloud im Einsatz</w:t>
+      </w:r>
+    </w:p>
+    <w:p>
+      <w:pPr>
+        <w:pStyle w:val="Listenabsatz"/>
+        <w:numPr>
+          <w:ilvl w:val="0"/>
+          <w:numId w:val="9"/>
+        </w:numPr>
+        <w:rPr>
+          <w:rFonts w:asciiTheme="majorHAnsi" w:hAnsiTheme="majorHAnsi" w:cstheme="majorHAnsi"/>
+          <w:sz w:val="20"/>
+          <w:szCs w:val="20"/>
+        </w:rPr>
+      </w:pPr>
+      <w:r>
+        <w:rPr>
+          <w:rFonts w:asciiTheme="majorHAnsi" w:hAnsiTheme="majorHAnsi" w:cstheme="majorHAnsi"/>
+          <w:sz w:val="20"/>
+          <w:szCs w:val="20"/>
+        </w:rPr>
+        <w:t xml:space="preserve">Mobilgeräte: Außendienst und Vertrieb nutzen firmeneigene Notebooks, kein separates Mobile-Device-Programm im Einsatz</w:t>
+      </w:r>
+    </w:p>
+    <w:p>
+      <w:pPr>
         <w:rPr>
           <w:rFonts w:asciiTheme="majorHAnsi" w:hAnsiTheme="majorHAnsi" w:cstheme="majorHAnsi"/>
           <w:b/>
@@ -1173,6 +1217,28 @@
           <w:szCs w:val="20"/>
         </w:rPr>
         <w:t>)</w:t>
+      </w:r>
+    </w:p>
+    <w:p>
+      <w:pPr>
+        <w:pStyle w:val="Listenabsatz"/>
+        <w:numPr>
+          <w:ilvl w:val="0"/>
+          <w:numId w:val="10"/>
+        </w:numPr>
+        <w:rPr>
+          <w:rFonts w:asciiTheme="majorHAnsi" w:hAnsiTheme="majorHAnsi" w:cstheme="majorHAnsi"/>
+          <w:sz w:val="20"/>
+          <w:szCs w:val="20"/>
+        </w:rPr>
+      </w:pPr>
+      <w:r>
+        <w:rPr>
+          <w:rFonts w:asciiTheme="majorHAnsi" w:hAnsiTheme="majorHAnsi" w:cstheme="majorHAnsi"/>
+          <w:sz w:val="20"/>
+          <w:szCs w:val="20"/>
+        </w:rPr>
+        <w:t xml:space="preserve">Administratorzugänge: gemeinsam genutzte Admin-Konten für Server- und Netzwerkkomponenten, keine gesonderte Verwaltung privilegierter Zugriffe</w:t>
       </w:r>
     </w:p>
     <w:p>

--- a/final_documents/Unternehmenssteckbrief MechTech.docx
+++ b/final_documents/Unternehmenssteckbrief MechTech.docx
@@ -20,7 +20,7 @@
           <w:sz w:val="24"/>
           <w:szCs w:val="24"/>
         </w:rPr>
-        <w:t>MECHTECH GmbH – Unternehmenssteckbrief</w:t>
+        <w:t>MECHTECH GmbH: Unternehmenssteckbrief</w:t>
       </w:r>
     </w:p>
     <w:p>
@@ -303,38 +303,6 @@
           <w:szCs w:val="20"/>
         </w:rPr>
         <w:t>Konstruktion/Entwicklung: 8 (CAD, Prozessplanung)</w:t>
-      </w:r>
-    </w:p>
-    <w:p>
-      <w:pPr>
-        <w:pStyle w:val="Listenabsatz"/>
-        <w:numPr>
-          <w:ilvl w:val="1"/>
-          <w:numId w:val="4"/>
-        </w:numPr>
-        <w:rPr>
-          <w:rFonts w:asciiTheme="majorHAnsi" w:hAnsiTheme="majorHAnsi" w:cstheme="majorHAnsi"/>
-          <w:sz w:val="20"/>
-          <w:szCs w:val="20"/>
-        </w:rPr>
-      </w:pPr>
-      <w:proofErr w:type="spellStart"/>
-      <w:r>
-        <w:rPr>
-          <w:rFonts w:asciiTheme="majorHAnsi" w:hAnsiTheme="majorHAnsi" w:cstheme="majorHAnsi"/>
-          <w:sz w:val="20"/>
-          <w:szCs w:val="20"/>
-        </w:rPr>
-        <w:t>Prototyping</w:t>
-      </w:r>
-      <w:proofErr w:type="spellEnd"/>
-      <w:r>
-        <w:rPr>
-          <w:rFonts w:asciiTheme="majorHAnsi" w:hAnsiTheme="majorHAnsi" w:cstheme="majorHAnsi"/>
-          <w:sz w:val="20"/>
-          <w:szCs w:val="20"/>
-        </w:rPr>
-        <w:t xml:space="preserve"> und Kleinserien für OEMs</w:t>
       </w:r>
     </w:p>
     <w:p>
@@ -481,7 +449,6 @@
           <w:sz w:val="20"/>
           <w:szCs w:val="20"/>
         </w:rPr>
-        <w:t>Prototyping</w:t>
       </w:r>
       <w:proofErr w:type="spellEnd"/>
       <w:proofErr w:type="gramEnd"/>
@@ -491,7 +458,6 @@
           <w:sz w:val="20"/>
           <w:szCs w:val="20"/>
         </w:rPr>
-        <w:t xml:space="preserve"> und Kleinserien für OEMs</w:t>
       </w:r>
     </w:p>
     <w:p>
@@ -532,7 +498,7 @@
           <w:sz w:val="20"/>
           <w:szCs w:val="20"/>
         </w:rPr>
-        <w:t>Betriebsmodell: 24/5 (Mo–Fr, 3 Schichten)</w:t>
+        <w:t>Betriebsmodell: 24/5 (Mo. bis Fr., 3 Schichten)</w:t>
       </w:r>
     </w:p>
     <w:p>
@@ -669,7 +635,7 @@
           <w:sz w:val="20"/>
           <w:szCs w:val="20"/>
         </w:rPr>
-        <w:t>relevantCNC</w:t>
+        <w:t>relevant</w:t>
       </w:r>
       <w:proofErr w:type="spellEnd"/>
       <w:r>
@@ -678,7 +644,6 @@
           <w:sz w:val="20"/>
           <w:szCs w:val="20"/>
         </w:rPr>
-        <w:t>-gefräste Komponenten (Toleranzen &lt; 10 µm)</w:t>
       </w:r>
     </w:p>
     <w:p>
@@ -848,7 +813,6 @@
           <w:sz w:val="20"/>
           <w:szCs w:val="20"/>
         </w:rPr>
-        <w:t>Prototyping</w:t>
       </w:r>
       <w:proofErr w:type="spellEnd"/>
       <w:proofErr w:type="gramEnd"/>
@@ -858,7 +822,6 @@
           <w:sz w:val="20"/>
           <w:szCs w:val="20"/>
         </w:rPr>
-        <w:t xml:space="preserve"> und Kleinserien für OEMs</w:t>
       </w:r>
     </w:p>
     <w:p>
@@ -989,7 +952,6 @@
           <w:sz w:val="20"/>
           <w:szCs w:val="20"/>
         </w:rPr>
-        <w:t>Prototyping</w:t>
       </w:r>
       <w:proofErr w:type="spellEnd"/>
       <w:proofErr w:type="gramEnd"/>
@@ -999,7 +961,6 @@
           <w:sz w:val="20"/>
           <w:szCs w:val="20"/>
         </w:rPr>
-        <w:t xml:space="preserve"> und Kleinserien für OEMs</w:t>
       </w:r>
     </w:p>
     <w:p>
@@ -1097,7 +1058,7 @@
           <w:sz w:val="20"/>
           <w:szCs w:val="20"/>
         </w:rPr>
-        <w:t>ApplikationPrototyping</w:t>
+        <w:t>Applikation</w:t>
       </w:r>
       <w:proofErr w:type="spellEnd"/>
       <w:r>
@@ -1106,7 +1067,6 @@
           <w:sz w:val="20"/>
           <w:szCs w:val="20"/>
         </w:rPr>
-        <w:t xml:space="preserve"> und Kleinserien für OEMs</w:t>
       </w:r>
     </w:p>
     <w:p>
@@ -1367,7 +1327,7 @@
           <w:sz w:val="20"/>
           <w:szCs w:val="20"/>
         </w:rPr>
-        <w:t>WartungsfensterPrototyping</w:t>
+        <w:t>Wartungsfenster</w:t>
       </w:r>
       <w:proofErr w:type="spellEnd"/>
       <w:r>
@@ -1376,7 +1336,6 @@
           <w:sz w:val="20"/>
           <w:szCs w:val="20"/>
         </w:rPr>
-        <w:t xml:space="preserve"> und Kleinserien für OEMs</w:t>
       </w:r>
     </w:p>
     <w:p>
